--- a/template/ray_dect_record_20240310/TEMPLATE.docx
+++ b/template/ray_dect_record_20240310/TEMPLATE.docx
@@ -18,7 +18,7 @@
           <w:sz w:val="32"/>
           <w:szCs w:val="32"/>
         </w:rPr>
-        <w:t>射线检测记录（续）</w:t>
+        <w:t>射线检测记录</w:t>
       </w:r>
     </w:p>
     <w:p>
@@ -338,6 +338,7 @@
                 <w:szCs w:val="18"/>
               </w:rPr>
             </w:pPr>
+            <w:proofErr w:type="gramStart"/>
             <w:r>
               <w:rPr>
                 <w:rFonts w:asciiTheme="minorEastAsia" w:hAnsiTheme="minorEastAsia"/>
@@ -346,6 +347,7 @@
               </w:rPr>
               <w:t>检件名称</w:t>
             </w:r>
+            <w:proofErr w:type="gramEnd"/>
           </w:p>
         </w:tc>
         <w:tc>
@@ -1341,13 +1343,23 @@
                 <w:szCs w:val="18"/>
               </w:rPr>
             </w:pPr>
-            <w:r>
-              <w:rPr>
-                <w:rFonts w:asciiTheme="minorEastAsia" w:hAnsiTheme="minorEastAsia" w:hint="eastAsia"/>
-                <w:sz w:val="18"/>
-                <w:szCs w:val="18"/>
-              </w:rPr>
-              <w:t>散射线防护</w:t>
+            <w:proofErr w:type="gramStart"/>
+            <w:r>
+              <w:rPr>
+                <w:rFonts w:asciiTheme="minorEastAsia" w:hAnsiTheme="minorEastAsia" w:hint="eastAsia"/>
+                <w:sz w:val="18"/>
+                <w:szCs w:val="18"/>
+              </w:rPr>
+              <w:t>散射线</w:t>
+            </w:r>
+            <w:proofErr w:type="gramEnd"/>
+            <w:r>
+              <w:rPr>
+                <w:rFonts w:asciiTheme="minorEastAsia" w:hAnsiTheme="minorEastAsia" w:hint="eastAsia"/>
+                <w:sz w:val="18"/>
+                <w:szCs w:val="18"/>
+              </w:rPr>
+              <w:t>防护</w:t>
             </w:r>
           </w:p>
         </w:tc>
@@ -1753,6 +1765,7 @@
                 <w:szCs w:val="21"/>
               </w:rPr>
             </w:pPr>
+            <w:proofErr w:type="gramStart"/>
             <w:r>
               <w:rPr>
                 <w:rFonts w:asciiTheme="minorEastAsia" w:hAnsiTheme="minorEastAsia" w:hint="eastAsia"/>
@@ -1761,6 +1774,7 @@
               </w:rPr>
               <w:t>射源种类</w:t>
             </w:r>
+            <w:proofErr w:type="gramEnd"/>
           </w:p>
         </w:tc>
         <w:tc>
@@ -1901,13 +1915,23 @@
                 <w:szCs w:val="18"/>
               </w:rPr>
             </w:pPr>
-            <w:r>
-              <w:rPr>
-                <w:rFonts w:asciiTheme="minorEastAsia" w:hAnsiTheme="minorEastAsia" w:hint="eastAsia"/>
-                <w:sz w:val="18"/>
-                <w:szCs w:val="18"/>
-              </w:rPr>
-              <w:t>铅增感屏(mm)</w:t>
+            <w:proofErr w:type="gramStart"/>
+            <w:r>
+              <w:rPr>
+                <w:rFonts w:asciiTheme="minorEastAsia" w:hAnsiTheme="minorEastAsia" w:hint="eastAsia"/>
+                <w:sz w:val="18"/>
+                <w:szCs w:val="18"/>
+              </w:rPr>
+              <w:t>铅增感</w:t>
+            </w:r>
+            <w:proofErr w:type="gramEnd"/>
+            <w:r>
+              <w:rPr>
+                <w:rFonts w:asciiTheme="minorEastAsia" w:hAnsiTheme="minorEastAsia" w:hint="eastAsia"/>
+                <w:sz w:val="18"/>
+                <w:szCs w:val="18"/>
+              </w:rPr>
+              <w:t>屏(mm)</w:t>
             </w:r>
           </w:p>
         </w:tc>
@@ -2019,8 +2043,18 @@
                 <w:sz w:val="18"/>
                 <w:szCs w:val="18"/>
               </w:rPr>
-              <w:t>锐珂</w:t>
-            </w:r>
+              <w:t>锐</w:t>
+            </w:r>
+            <w:proofErr w:type="gramStart"/>
+            <w:r>
+              <w:rPr>
+                <w:rFonts w:asciiTheme="minorEastAsia" w:hAnsiTheme="minorEastAsia" w:hint="eastAsia"/>
+                <w:sz w:val="18"/>
+                <w:szCs w:val="18"/>
+              </w:rPr>
+              <w:t>珂</w:t>
+            </w:r>
+            <w:proofErr w:type="gramEnd"/>
           </w:p>
         </w:tc>
       </w:tr>
@@ -2073,6 +2107,7 @@
                 <w:szCs w:val="18"/>
               </w:rPr>
             </w:pPr>
+            <w:proofErr w:type="gramStart"/>
             <w:r>
               <w:rPr>
                 <w:rFonts w:asciiTheme="minorEastAsia" w:hAnsiTheme="minorEastAsia" w:hint="eastAsia"/>
@@ -2081,6 +2116,7 @@
               </w:rPr>
               <w:t>检件规格</w:t>
             </w:r>
+            <w:proofErr w:type="gramEnd"/>
           </w:p>
           <w:p>
             <w:pPr>
@@ -3636,6 +3672,7 @@
               <w:keepNext/>
               <w:keepLines/>
             </w:pPr>
+            <w:proofErr w:type="gramStart"/>
             <w:r>
               <w:rPr>
                 <w:rFonts w:hint="eastAsia"/>
@@ -3644,6 +3681,7 @@
               </w:rPr>
               <w:t>检件编号</w:t>
             </w:r>
+            <w:proofErr w:type="gramEnd"/>
           </w:p>
         </w:tc>
         <w:tc>
@@ -4863,11 +4901,6 @@
             <w:vAlign w:val="center"/>
           </w:tcPr>
           <w:p>
-            <w:pPr>
-              <w:rPr>
-                <w:rFonts w:hint="eastAsia"/>
-              </w:rPr>
-            </w:pPr>
             <w:r>
               <w:rPr>
                 <w:rFonts w:hint="eastAsia"/>
@@ -4961,11 +4994,6 @@
             <w:vAlign w:val="center"/>
           </w:tcPr>
           <w:p>
-            <w:pPr>
-              <w:rPr>
-                <w:rFonts w:hint="eastAsia"/>
-              </w:rPr>
-            </w:pPr>
             <w:r>
               <w:rPr>
                 <w:rFonts w:hint="eastAsia"/>
@@ -5059,11 +5087,6 @@
             <w:vAlign w:val="center"/>
           </w:tcPr>
           <w:p>
-            <w:pPr>
-              <w:rPr>
-                <w:rFonts w:hint="eastAsia"/>
-              </w:rPr>
-            </w:pPr>
             <w:r>
               <w:rPr>
                 <w:rFonts w:hint="eastAsia"/>
@@ -5393,7 +5416,133 @@
                 <w:sz w:val="18"/>
                 <w:szCs w:val="18"/>
               </w:rPr>
-              <w:t>透照方式缩写：Z—纵（直）缝透照；ZS—纵（直）缝双壁透照；HW—环缝外透；HN—环缝内透；HZ—环缝中心透照；SD—双壁单影；SS—双壁双影椭圆透照；SSZ—双壁双影垂直透照。</w:t>
+              <w:t>透照方式缩写：Z—纵（直）缝透照；ZS—纵（直）</w:t>
+            </w:r>
+            <w:proofErr w:type="gramStart"/>
+            <w:r>
+              <w:rPr>
+                <w:rFonts w:asciiTheme="minorEastAsia" w:hAnsiTheme="minorEastAsia" w:hint="eastAsia"/>
+                <w:sz w:val="18"/>
+                <w:szCs w:val="18"/>
+              </w:rPr>
+              <w:t>缝双壁</w:t>
+            </w:r>
+            <w:proofErr w:type="gramEnd"/>
+            <w:r>
+              <w:rPr>
+                <w:rFonts w:asciiTheme="minorEastAsia" w:hAnsiTheme="minorEastAsia" w:hint="eastAsia"/>
+                <w:sz w:val="18"/>
+                <w:szCs w:val="18"/>
+              </w:rPr>
+              <w:t>透照；HW</w:t>
+            </w:r>
+            <w:proofErr w:type="gramStart"/>
+            <w:r>
+              <w:rPr>
+                <w:rFonts w:asciiTheme="minorEastAsia" w:hAnsiTheme="minorEastAsia" w:hint="eastAsia"/>
+                <w:sz w:val="18"/>
+                <w:szCs w:val="18"/>
+              </w:rPr>
+              <w:t>—环缝外</w:t>
+            </w:r>
+            <w:proofErr w:type="gramEnd"/>
+            <w:r>
+              <w:rPr>
+                <w:rFonts w:asciiTheme="minorEastAsia" w:hAnsiTheme="minorEastAsia" w:hint="eastAsia"/>
+                <w:sz w:val="18"/>
+                <w:szCs w:val="18"/>
+              </w:rPr>
+              <w:t>透；HN</w:t>
+            </w:r>
+            <w:proofErr w:type="gramStart"/>
+            <w:r>
+              <w:rPr>
+                <w:rFonts w:asciiTheme="minorEastAsia" w:hAnsiTheme="minorEastAsia" w:hint="eastAsia"/>
+                <w:sz w:val="18"/>
+                <w:szCs w:val="18"/>
+              </w:rPr>
+              <w:t>—环缝内</w:t>
+            </w:r>
+            <w:proofErr w:type="gramEnd"/>
+            <w:r>
+              <w:rPr>
+                <w:rFonts w:asciiTheme="minorEastAsia" w:hAnsiTheme="minorEastAsia" w:hint="eastAsia"/>
+                <w:sz w:val="18"/>
+                <w:szCs w:val="18"/>
+              </w:rPr>
+              <w:t>透；HZ</w:t>
+            </w:r>
+            <w:proofErr w:type="gramStart"/>
+            <w:r>
+              <w:rPr>
+                <w:rFonts w:asciiTheme="minorEastAsia" w:hAnsiTheme="minorEastAsia" w:hint="eastAsia"/>
+                <w:sz w:val="18"/>
+                <w:szCs w:val="18"/>
+              </w:rPr>
+              <w:t>—环缝中心</w:t>
+            </w:r>
+            <w:proofErr w:type="gramEnd"/>
+            <w:r>
+              <w:rPr>
+                <w:rFonts w:asciiTheme="minorEastAsia" w:hAnsiTheme="minorEastAsia" w:hint="eastAsia"/>
+                <w:sz w:val="18"/>
+                <w:szCs w:val="18"/>
+              </w:rPr>
+              <w:t>透照；SD—</w:t>
+            </w:r>
+            <w:proofErr w:type="gramStart"/>
+            <w:r>
+              <w:rPr>
+                <w:rFonts w:asciiTheme="minorEastAsia" w:hAnsiTheme="minorEastAsia" w:hint="eastAsia"/>
+                <w:sz w:val="18"/>
+                <w:szCs w:val="18"/>
+              </w:rPr>
+              <w:t>双壁单影</w:t>
+            </w:r>
+            <w:proofErr w:type="gramEnd"/>
+            <w:r>
+              <w:rPr>
+                <w:rFonts w:asciiTheme="minorEastAsia" w:hAnsiTheme="minorEastAsia" w:hint="eastAsia"/>
+                <w:sz w:val="18"/>
+                <w:szCs w:val="18"/>
+              </w:rPr>
+              <w:t>；SS—</w:t>
+            </w:r>
+            <w:proofErr w:type="gramStart"/>
+            <w:r>
+              <w:rPr>
+                <w:rFonts w:asciiTheme="minorEastAsia" w:hAnsiTheme="minorEastAsia" w:hint="eastAsia"/>
+                <w:sz w:val="18"/>
+                <w:szCs w:val="18"/>
+              </w:rPr>
+              <w:t>双壁双影</w:t>
+            </w:r>
+            <w:proofErr w:type="gramEnd"/>
+            <w:r>
+              <w:rPr>
+                <w:rFonts w:asciiTheme="minorEastAsia" w:hAnsiTheme="minorEastAsia" w:hint="eastAsia"/>
+                <w:sz w:val="18"/>
+                <w:szCs w:val="18"/>
+              </w:rPr>
+              <w:t>椭圆透照；SSZ—</w:t>
+            </w:r>
+            <w:proofErr w:type="gramStart"/>
+            <w:r>
+              <w:rPr>
+                <w:rFonts w:asciiTheme="minorEastAsia" w:hAnsiTheme="minorEastAsia" w:hint="eastAsia"/>
+                <w:sz w:val="18"/>
+                <w:szCs w:val="18"/>
+              </w:rPr>
+              <w:t>双壁双影</w:t>
+            </w:r>
+            <w:proofErr w:type="gramEnd"/>
+            <w:r>
+              <w:rPr>
+                <w:rFonts w:asciiTheme="minorEastAsia" w:hAnsiTheme="minorEastAsia" w:hint="eastAsia"/>
+                <w:sz w:val="18"/>
+                <w:szCs w:val="18"/>
+              </w:rPr>
+              <w:t>垂直透照。</w:t>
             </w:r>
           </w:p>
         </w:tc>
@@ -5671,7 +5820,7 @@
               <w:ind w:firstLineChars="200" w:firstLine="360"/>
               <w:jc w:val="left"/>
               <w:rPr>
-                <w:rFonts w:hAnsiTheme="minorEastAsia" w:hint="eastAsia"/>
+                <w:rFonts w:hAnsiTheme="minorEastAsia"/>
                 <w:sz w:val="18"/>
                 <w:szCs w:val="18"/>
               </w:rPr>
@@ -5773,6 +5922,7 @@
       </w:rPr>
       <w:t xml:space="preserve">  </w:t>
     </w:r>
+    <w:proofErr w:type="gramStart"/>
     <w:r>
       <w:rPr>
         <w:rFonts w:hint="eastAsia"/>
@@ -5781,6 +5931,7 @@
       </w:rPr>
       <w:t>页共</w:t>
     </w:r>
+    <w:proofErr w:type="gramEnd"/>
     <w:r>
       <w:rPr>
         <w:rFonts w:hint="eastAsia"/>
